--- a/data/outputs/v2/Grade11/Biology/Quizzes/SS1.4_Cell_Division/Biology_G11_SS1.4_Cell_Division_L3_AnswerKey.docx
+++ b/data/outputs/v2/Grade11/Biology/Quizzes/SS1.4_Cell_Division/Biology_G11_SS1.4_Cell_Division_L3_AnswerKey.docx
@@ -1405,7 +1405,7 @@
         </w:rPr>
         <w:t xml:space="preserve">© 2026 SeaVuria and ARES. Aligned with KICD objectives. Developed by SeaVuria; technical implementation by ARES (with AI assistance from Claude). Licensed under </w:t>
       </w:r>
-      <w:hyperlink w:history="1" r:id="rId5to2vjge5y8tjyuf0vgn3">
+      <w:hyperlink w:history="1" r:id="rIdjvehd0vzvdbb8qzgeycca">
         <w:r>
           <w:rPr>
             <w:rFonts w:ascii="Arial" w:cs="Arial" w:eastAsia="Arial" w:hAnsi="Arial"/>
@@ -1426,7 +1426,7 @@
         </w:rPr>
         <w:t xml:space="preserve"> (</w:t>
       </w:r>
-      <w:hyperlink w:history="1" r:id="rIdk-d9lxnv3fkfm8r6j2wwa">
+      <w:hyperlink w:history="1" r:id="rIdhb-a9wdp706pfh3sntjxr">
         <w:r>
           <w:rPr>
             <w:rFonts w:ascii="Arial" w:cs="Arial" w:eastAsia="Arial" w:hAnsi="Arial"/>

--- a/data/outputs/v2/Grade11/Biology/Quizzes/SS1.4_Cell_Division/Biology_G11_SS1.4_Cell_Division_L3_AnswerKey.docx
+++ b/data/outputs/v2/Grade11/Biology/Quizzes/SS1.4_Cell_Division/Biology_G11_SS1.4_Cell_Division_L3_AnswerKey.docx
@@ -1405,7 +1405,7 @@
         </w:rPr>
         <w:t xml:space="preserve">© 2026 SeaVuria and ARES. Aligned with KICD objectives. Developed by SeaVuria; technical implementation by ARES (with AI assistance from Claude). Licensed under </w:t>
       </w:r>
-      <w:hyperlink w:history="1" r:id="rIdjvehd0vzvdbb8qzgeycca">
+      <w:hyperlink w:history="1" r:id="rIdqw4-baaebs0jt8gwoecad">
         <w:r>
           <w:rPr>
             <w:rFonts w:ascii="Arial" w:cs="Arial" w:eastAsia="Arial" w:hAnsi="Arial"/>
@@ -1426,7 +1426,7 @@
         </w:rPr>
         <w:t xml:space="preserve"> (</w:t>
       </w:r>
-      <w:hyperlink w:history="1" r:id="rIdhb-a9wdp706pfh3sntjxr">
+      <w:hyperlink w:history="1" r:id="rIdqfpfyl6nj4dovppbe-l7r">
         <w:r>
           <w:rPr>
             <w:rFonts w:ascii="Arial" w:cs="Arial" w:eastAsia="Arial" w:hAnsi="Arial"/>
